--- a/docs/tividy.docx
+++ b/docs/tividy.docx
@@ -134,6 +134,22 @@
           <w:szCs w:val="19"/>
         </w:rPr>
         <w:t xml:space="preserve"> u25445392</w:t>
+      </w:r>
+    </w:p>
+    <w:p>
+      <w:pPr>
+        <w:spacing w:after="70"/>
+        <w:rPr>
+          <w:sz w:val="19"/>
+          <w:szCs w:val="19"/>
+        </w:rPr>
+      </w:pPr>
+      <w:r>
+        <w:rPr>
+          <w:sz w:val="19"/>
+          <w:szCs w:val="19"/>
+        </w:rPr>
+        <w:t>Tebogo Mokgwatsane u25042239</w:t>
       </w:r>
     </w:p>
     <w:p>
@@ -243,14 +259,7 @@
           <w:sz w:val="19"/>
           <w:szCs w:val="19"/>
         </w:rPr>
-        <w:t>) as software that defi</w:t>
-      </w:r>
-      <w:r>
-        <w:rPr>
-          <w:sz w:val="19"/>
-          <w:szCs w:val="19"/>
-        </w:rPr>
-        <w:t xml:space="preserve">nes, manages and executes workflows, with execution order driven by a computer representation of the process logic [1]. All </w:t>
+        <w:t xml:space="preserve">) as software that defines, manages and executes workflows, with execution order driven by a computer representation of the process logic [1]. All </w:t>
       </w:r>
       <w:proofErr w:type="spellStart"/>
       <w:r>
@@ -287,14 +296,7 @@
           <w:sz w:val="19"/>
           <w:szCs w:val="19"/>
         </w:rPr>
-        <w:t xml:space="preserve"> A process definition holds the activities, transition conditions, roles, workflow-relevant data, invoked applications and a version number. An engi</w:t>
-      </w:r>
-      <w:r>
-        <w:rPr>
-          <w:sz w:val="19"/>
-          <w:szCs w:val="19"/>
-        </w:rPr>
-        <w:t>ne interprets it to create and control many independent instances (“cases”) [1][2]. The instance owns control data (the state of each process and activity instance), case data used for routing decisions, and its audit trail [1]. Because processes can run for weeks, engines such as Camunda let running instances finish on the version they started with, send new instances to the latest version, and offer optional migration [5]. A change to a definition therefore never silently changes work already in progress.</w:t>
+        <w:t xml:space="preserve"> A process definition holds the activities, transition conditions, roles, workflow-relevant data, invoked applications and a version number. An engine interprets it to create and control many independent instances (“cases”) [1][2]. The instance owns control data (the state of each process and activity instance), case data used for routing decisions, and its audit trail [1]. Because processes can run for weeks, engines such as Camunda let running instances finish on the version they started with, send new instances to the latest version, and offer optional migration [5]. A change to a definition therefore never silently changes work already in progress.</w:t>
       </w:r>
     </w:p>
     <w:p>
@@ -331,14 +333,7 @@
           <w:sz w:val="19"/>
           <w:szCs w:val="19"/>
         </w:rPr>
-        <w:t xml:space="preserve"> describes hierarchical nesting, where a whole process is enacted as one activity of a parent process [1], and BPMN models the same idea with embedded sub-processes and reusable call activities [4]. Control-flow c</w:t>
-      </w:r>
-      <w:r>
-        <w:rPr>
-          <w:sz w:val="19"/>
-          <w:szCs w:val="19"/>
-        </w:rPr>
-        <w:t>onstructs that recur across products are sequence, parallel split and synchronisation, exclusive choice and merge, loops and cancellation; none of the 15 products compared in [2] supported every pattern, so the set of routing constructs must be extensible.</w:t>
+        <w:t xml:space="preserve"> describes hierarchical nesting, where a whole process is enacted as one activity of a parent process [1], and BPMN models the same idea with embedded sub-processes and reusable call activities [4]. Control-flow constructs that recur across products are sequence, parallel split and synchronisation, exclusive choice and merge, loops and cancellation; none of the 15 products compared in [2] supported every pattern, so the set of routing constructs must be extensible.</w:t>
       </w:r>
     </w:p>
     <w:p>
@@ -417,23 +412,7 @@
           <w:sz w:val="19"/>
           <w:szCs w:val="19"/>
         </w:rPr>
-        <w:t xml:space="preserve"> Engines do not hard-code applications. They invoke them through an invoked-application interface or application </w:t>
-      </w:r>
-      <w:proofErr w:type="gramStart"/>
-      <w:r>
-        <w:rPr>
-          <w:sz w:val="19"/>
-          <w:szCs w:val="19"/>
-        </w:rPr>
-        <w:t>agents, and</w:t>
-      </w:r>
-      <w:proofErr w:type="gramEnd"/>
-      <w:r>
-        <w:rPr>
-          <w:sz w:val="19"/>
-          <w:szCs w:val="19"/>
-        </w:rPr>
-        <w:t xml:space="preserve"> reach other engines through gateways that map names and data [1].</w:t>
+        <w:t xml:space="preserve"> Engines do not hard-code applications. They invoke them through an invoked-application interface or application agents, and reach other engines through gateways that map names and data [1].</w:t>
       </w:r>
     </w:p>
     <w:p>
@@ -1593,15 +1572,7 @@
         <w:ind w:left="720"/>
       </w:pPr>
       <w:r>
-        <w:t xml:space="preserve">Prospective students </w:t>
-      </w:r>
-      <w:proofErr w:type="gramStart"/>
-      <w:r>
-        <w:t>submit an application</w:t>
-      </w:r>
-      <w:proofErr w:type="gramEnd"/>
-      <w:r>
-        <w:t xml:space="preserve"> containing academic transcripts, national benchmark test (NBT) scores, and socioeconomic financial declarations. The system performs initial payload structure validation and invokes an external identity verification system (via GovernmentIDAdapter) to verify citizen credentials before advancing.</w:t>
+        <w:t>Prospective students submit an application containing academic transcripts, national benchmark test (NBT) scores, and socioeconomic financial declarations. The system performs initial payload structure validation and invokes an external identity verification system (via GovernmentIDAdapter) to verify citizen credentials before advancing.</w:t>
       </w:r>
     </w:p>
     <w:p>
@@ -3706,7 +3677,6 @@
         <w:pStyle w:val="Heading2"/>
         <w:spacing w:before="200"/>
       </w:pPr>
-      <w:proofErr w:type="gramStart"/>
       <w:r>
         <w:rPr>
           <w:rFonts w:ascii="Arial" w:eastAsia="Arial" w:hAnsi="Arial" w:cs="Arial"/>
@@ -3716,19 +3686,7 @@
           <w:sz w:val="23"/>
           <w:szCs w:val="23"/>
         </w:rPr>
-        <w:t>4.1  Builder</w:t>
-      </w:r>
-      <w:proofErr w:type="gramEnd"/>
-      <w:r>
-        <w:rPr>
-          <w:rFonts w:ascii="Arial" w:eastAsia="Arial" w:hAnsi="Arial" w:cs="Arial"/>
-          <w:b/>
-          <w:bCs/>
-          <w:color w:val="1F3864"/>
-          <w:sz w:val="23"/>
-          <w:szCs w:val="23"/>
-        </w:rPr>
-        <w:t xml:space="preserve"> (Creational)</w:t>
+        <w:t>4.1  Builder (Creational)</w:t>
       </w:r>
     </w:p>
     <w:tbl>
@@ -3809,30 +3767,7 @@
                 <w:sz w:val="19"/>
                 <w:szCs w:val="19"/>
               </w:rPr>
-              <w:t>A workflow definition (process structure, routing rules, sub-processes and approval configur</w:t>
-            </w:r>
-            <w:r>
-              <w:rPr>
-                <w:sz w:val="19"/>
-                <w:szCs w:val="19"/>
-              </w:rPr>
-              <w:t xml:space="preserve">ation) is complex to assemble and must exist as a reusable blueprint before any applicant is running, so that many instances can be created from it independently [1][5]. </w:t>
-            </w:r>
-            <w:proofErr w:type="gramStart"/>
-            <w:r>
-              <w:rPr>
-                <w:sz w:val="19"/>
-                <w:szCs w:val="19"/>
-              </w:rPr>
-              <w:t>Hard-coding</w:t>
-            </w:r>
-            <w:proofErr w:type="gramEnd"/>
-            <w:r>
-              <w:rPr>
-                <w:sz w:val="19"/>
-                <w:szCs w:val="19"/>
-              </w:rPr>
-              <w:t xml:space="preserve"> the admissions process inside the engine would tie TIVIDY to one scenario.</w:t>
+              <w:t>A workflow definition (process structure, routing rules, sub-processes and approval configuration) is complex to assemble and must exist as a reusable blueprint before any applicant is running, so that many instances can be created from it independently [1][5]. Hard-coding the admissions process inside the engine would tie TIVIDY to one scenario.</w:t>
             </w:r>
           </w:p>
         </w:tc>
@@ -4430,14 +4365,7 @@
                 <w:sz w:val="19"/>
                 <w:szCs w:val="19"/>
               </w:rPr>
-              <w:t>Only the concrete builder knows admissions-specifi</w:t>
-            </w:r>
-            <w:r>
-              <w:rPr>
-                <w:sz w:val="19"/>
-                <w:szCs w:val="19"/>
-              </w:rPr>
-              <w:t>c steps; the engine sees only the generic builder contract, so the scenario does not decide the architecture. Building step by step also keeps the definition (a blueprint) separate from the running instance, which the research identified as central [1][5].</w:t>
+              <w:t>Only the concrete builder knows admissions-specific steps; the engine sees only the generic builder contract, so the scenario does not decide the architecture. Building step by step also keeps the definition (a blueprint) separate from the running instance, which the research identified as central [1][5].</w:t>
             </w:r>
           </w:p>
         </w:tc>
@@ -4448,7 +4376,6 @@
         <w:pStyle w:val="Heading2"/>
         <w:spacing w:before="200"/>
       </w:pPr>
-      <w:proofErr w:type="gramStart"/>
       <w:r>
         <w:rPr>
           <w:rFonts w:ascii="Arial" w:eastAsia="Arial" w:hAnsi="Arial" w:cs="Arial"/>
@@ -4458,19 +4385,7 @@
           <w:sz w:val="23"/>
           <w:szCs w:val="23"/>
         </w:rPr>
-        <w:t>4.2  Composite</w:t>
-      </w:r>
-      <w:proofErr w:type="gramEnd"/>
-      <w:r>
-        <w:rPr>
-          <w:rFonts w:ascii="Arial" w:eastAsia="Arial" w:hAnsi="Arial" w:cs="Arial"/>
-          <w:b/>
-          <w:bCs/>
-          <w:color w:val="1F3864"/>
-          <w:sz w:val="23"/>
-          <w:szCs w:val="23"/>
-        </w:rPr>
-        <w:t xml:space="preserve"> (Structural)</w:t>
+        <w:t>4.2  Composite (Structural)</w:t>
       </w:r>
     </w:p>
     <w:tbl>
@@ -5073,7 +4988,6 @@
         <w:pStyle w:val="Heading2"/>
         <w:spacing w:before="200"/>
       </w:pPr>
-      <w:proofErr w:type="gramStart"/>
       <w:r>
         <w:rPr>
           <w:rFonts w:ascii="Arial" w:eastAsia="Arial" w:hAnsi="Arial" w:cs="Arial"/>
@@ -5083,19 +4997,7 @@
           <w:sz w:val="23"/>
           <w:szCs w:val="23"/>
         </w:rPr>
-        <w:t>4.3  State</w:t>
-      </w:r>
-      <w:proofErr w:type="gramEnd"/>
-      <w:r>
-        <w:rPr>
-          <w:rFonts w:ascii="Arial" w:eastAsia="Arial" w:hAnsi="Arial" w:cs="Arial"/>
-          <w:b/>
-          <w:bCs/>
-          <w:color w:val="1F3864"/>
-          <w:sz w:val="23"/>
-          <w:szCs w:val="23"/>
-        </w:rPr>
-        <w:t xml:space="preserve"> (Behavioural)</w:t>
+        <w:t>4.3  State (Behavioural)</w:t>
       </w:r>
     </w:p>
     <w:tbl>
@@ -5176,14 +5078,7 @@
                 <w:sz w:val="19"/>
                 <w:szCs w:val="19"/>
               </w:rPr>
-              <w:t>A running application changes ove</w:t>
-            </w:r>
-            <w:r>
-              <w:rPr>
-                <w:sz w:val="19"/>
-                <w:szCs w:val="19"/>
-              </w:rPr>
-              <w:t xml:space="preserve">r time and operations valid at one point are invalid at another: a rejected application cannot be started. Encoding this as a status flag with if/else chains is forbidden by the project rules, and the </w:t>
+              <w:t xml:space="preserve">A running application changes over time and operations valid at one point are invalid at another: a rejected application cannot be started. Encoding this as a status flag with if/else chains is forbidden by the project rules, and the </w:t>
             </w:r>
             <w:proofErr w:type="spellStart"/>
             <w:r>
@@ -5556,23 +5451,43 @@
                 <w:sz w:val="19"/>
                 <w:szCs w:val="19"/>
               </w:rPr>
-              <w:t xml:space="preserve">. The state either allows the transition and sets the next </w:t>
-            </w:r>
-            <w:proofErr w:type="gramStart"/>
+              <w:t xml:space="preserve">. The state either allows the transition and sets the next state, or refuses it. Example: when </w:t>
+            </w:r>
+            <w:proofErr w:type="spellStart"/>
+            <w:r>
+              <w:rPr>
+                <w:rFonts w:ascii="Consolas" w:eastAsia="Consolas" w:hAnsi="Consolas" w:cs="Consolas"/>
+                <w:color w:val="1F4E79"/>
+                <w:sz w:val="18"/>
+                <w:szCs w:val="18"/>
+              </w:rPr>
+              <w:t>ApproveAction</w:t>
+            </w:r>
+            <w:proofErr w:type="spellEnd"/>
             <w:r>
               <w:rPr>
                 <w:sz w:val="19"/>
                 <w:szCs w:val="19"/>
               </w:rPr>
-              <w:t>state, or</w:t>
-            </w:r>
-            <w:proofErr w:type="gramEnd"/>
+              <w:t xml:space="preserve"> asks the instance to approve, </w:t>
+            </w:r>
+            <w:proofErr w:type="spellStart"/>
+            <w:r>
+              <w:rPr>
+                <w:rFonts w:ascii="Consolas" w:eastAsia="Consolas" w:hAnsi="Consolas" w:cs="Consolas"/>
+                <w:color w:val="1F4E79"/>
+                <w:sz w:val="18"/>
+                <w:szCs w:val="18"/>
+              </w:rPr>
+              <w:t>InProgressState</w:t>
+            </w:r>
+            <w:proofErr w:type="spellEnd"/>
             <w:r>
               <w:rPr>
                 <w:sz w:val="19"/>
                 <w:szCs w:val="19"/>
               </w:rPr>
-              <w:t xml:space="preserve"> refuses it. Example: when </w:t>
+              <w:t xml:space="preserve"> moves it to </w:t>
             </w:r>
             <w:proofErr w:type="spellStart"/>
             <w:r>
@@ -5582,7 +5497,7 @@
                 <w:sz w:val="18"/>
                 <w:szCs w:val="18"/>
               </w:rPr>
-              <w:t>ApproveAction</w:t>
+              <w:t>ApprovedState</w:t>
             </w:r>
             <w:proofErr w:type="spellEnd"/>
             <w:r>
@@ -5590,9 +5505,8 @@
                 <w:sz w:val="19"/>
                 <w:szCs w:val="19"/>
               </w:rPr>
-              <w:t xml:space="preserve"> asks the instance to approve, </w:t>
-            </w:r>
-            <w:proofErr w:type="spellStart"/>
+              <w:t xml:space="preserve">; </w:t>
+            </w:r>
             <w:r>
               <w:rPr>
                 <w:rFonts w:ascii="Consolas" w:eastAsia="Consolas" w:hAnsi="Consolas" w:cs="Consolas"/>
@@ -5600,53 +5514,7 @@
                 <w:sz w:val="18"/>
                 <w:szCs w:val="18"/>
               </w:rPr>
-              <w:t>InProgressState</w:t>
-            </w:r>
-            <w:proofErr w:type="spellEnd"/>
-            <w:r>
-              <w:rPr>
-                <w:sz w:val="19"/>
-                <w:szCs w:val="19"/>
-              </w:rPr>
-              <w:t xml:space="preserve"> moves it to </w:t>
-            </w:r>
-            <w:proofErr w:type="spellStart"/>
-            <w:r>
-              <w:rPr>
-                <w:rFonts w:ascii="Consolas" w:eastAsia="Consolas" w:hAnsi="Consolas" w:cs="Consolas"/>
-                <w:color w:val="1F4E79"/>
-                <w:sz w:val="18"/>
-                <w:szCs w:val="18"/>
-              </w:rPr>
-              <w:t>ApprovedState</w:t>
-            </w:r>
-            <w:proofErr w:type="spellEnd"/>
-            <w:r>
-              <w:rPr>
-                <w:sz w:val="19"/>
-                <w:szCs w:val="19"/>
-              </w:rPr>
-              <w:t xml:space="preserve">; </w:t>
-            </w:r>
-            <w:proofErr w:type="gramStart"/>
-            <w:r>
-              <w:rPr>
-                <w:rFonts w:ascii="Consolas" w:eastAsia="Consolas" w:hAnsi="Consolas" w:cs="Consolas"/>
-                <w:color w:val="1F4E79"/>
-                <w:sz w:val="18"/>
-                <w:szCs w:val="18"/>
-              </w:rPr>
-              <w:t>start(</w:t>
-            </w:r>
-            <w:proofErr w:type="gramEnd"/>
-            <w:r>
-              <w:rPr>
-                <w:rFonts w:ascii="Consolas" w:eastAsia="Consolas" w:hAnsi="Consolas" w:cs="Consolas"/>
-                <w:color w:val="1F4E79"/>
-                <w:sz w:val="18"/>
-                <w:szCs w:val="18"/>
-              </w:rPr>
-              <w:t>)</w:t>
+              <w:t>start()</w:t>
             </w:r>
             <w:r>
               <w:rPr>
@@ -5850,7 +5718,6 @@
         <w:pStyle w:val="Heading2"/>
         <w:spacing w:before="200"/>
       </w:pPr>
-      <w:proofErr w:type="gramStart"/>
       <w:r>
         <w:rPr>
           <w:rFonts w:ascii="Arial" w:eastAsia="Arial" w:hAnsi="Arial" w:cs="Arial"/>
@@ -5860,19 +5727,7 @@
           <w:sz w:val="23"/>
           <w:szCs w:val="23"/>
         </w:rPr>
-        <w:t>4.4  Strategy</w:t>
-      </w:r>
-      <w:proofErr w:type="gramEnd"/>
-      <w:r>
-        <w:rPr>
-          <w:rFonts w:ascii="Arial" w:eastAsia="Arial" w:hAnsi="Arial" w:cs="Arial"/>
-          <w:b/>
-          <w:bCs/>
-          <w:color w:val="1F3864"/>
-          <w:sz w:val="23"/>
-          <w:szCs w:val="23"/>
-        </w:rPr>
-        <w:t xml:space="preserve"> (Behavioural)</w:t>
+        <w:t>4.4  Strategy (Behavioural)</w:t>
       </w:r>
     </w:p>
     <w:tbl>
@@ -5953,14 +5808,7 @@
                 <w:sz w:val="19"/>
                 <w:szCs w:val="19"/>
               </w:rPr>
-              <w:t>Different organisations, and different parts of one organisation, assign work d</w:t>
-            </w:r>
-            <w:r>
-              <w:rPr>
-                <w:sz w:val="19"/>
-                <w:szCs w:val="19"/>
-              </w:rPr>
-              <w:t>ifferently: by role, by workload or availability, or by a rule over workflow data [3]. In admissions, ordinary work goes to an available administrator while bursary work depends on applicant income data. The task classes must not change when the rule does.</w:t>
+              <w:t>Different organisations, and different parts of one organisation, assign work differently: by role, by workload or availability, or by a rule over workflow data [3]. In admissions, ordinary work goes to an available administrator while bursary work depends on applicant income data. The task classes must not change when the rule does.</w:t>
             </w:r>
           </w:p>
         </w:tc>
@@ -6121,7 +5969,6 @@
               </w:rPr>
               <w:t xml:space="preserve"> (</w:t>
             </w:r>
-            <w:proofErr w:type="gramStart"/>
             <w:r>
               <w:rPr>
                 <w:rFonts w:ascii="Consolas" w:eastAsia="Consolas" w:hAnsi="Consolas" w:cs="Consolas"/>
@@ -6129,17 +5976,7 @@
                 <w:sz w:val="18"/>
                 <w:szCs w:val="18"/>
               </w:rPr>
-              <w:t>assign(</w:t>
-            </w:r>
-            <w:proofErr w:type="gramEnd"/>
-            <w:r>
-              <w:rPr>
-                <w:rFonts w:ascii="Consolas" w:eastAsia="Consolas" w:hAnsi="Consolas" w:cs="Consolas"/>
-                <w:color w:val="1F4E79"/>
-                <w:sz w:val="18"/>
-                <w:szCs w:val="18"/>
-              </w:rPr>
-              <w:t>)</w:t>
+              <w:t>assign()</w:t>
             </w:r>
             <w:r>
               <w:rPr>
@@ -6567,7 +6404,6 @@
         <w:pStyle w:val="Heading2"/>
         <w:spacing w:before="200"/>
       </w:pPr>
-      <w:proofErr w:type="gramStart"/>
       <w:r>
         <w:rPr>
           <w:rFonts w:ascii="Arial" w:eastAsia="Arial" w:hAnsi="Arial" w:cs="Arial"/>
@@ -6577,19 +6413,7 @@
           <w:sz w:val="23"/>
           <w:szCs w:val="23"/>
         </w:rPr>
-        <w:t>4.5  Chain</w:t>
-      </w:r>
-      <w:proofErr w:type="gramEnd"/>
-      <w:r>
-        <w:rPr>
-          <w:rFonts w:ascii="Arial" w:eastAsia="Arial" w:hAnsi="Arial" w:cs="Arial"/>
-          <w:b/>
-          <w:bCs/>
-          <w:color w:val="1F3864"/>
-          <w:sz w:val="23"/>
-          <w:szCs w:val="23"/>
-        </w:rPr>
-        <w:t xml:space="preserve"> of Responsibility (Behavioural)</w:t>
+        <w:t>4.5  Chain of Responsibility (Behavioural)</w:t>
       </w:r>
     </w:p>
     <w:tbl>
@@ -6670,14 +6494,7 @@
                 <w:sz w:val="19"/>
                 <w:szCs w:val="19"/>
               </w:rPr>
-              <w:t>Approval may</w:t>
-            </w:r>
-            <w:r>
-              <w:rPr>
-                <w:sz w:val="19"/>
-                <w:szCs w:val="19"/>
-              </w:rPr>
-              <w:t xml:space="preserve"> involve one person or several levels, with escalation when a request is beyond someone’s authority [3][4]. In admissions, a bursary of R85,000 may exceed what the first approver can authorise. The code that asks for approval must not know who will decide.</w:t>
+              <w:t>Approval may involve one person or several levels, with escalation when a request is beyond someone’s authority [3][4]. In admissions, a bursary of R85,000 may exceed what the first approver can authorise. The code that asks for approval must not know who will decide.</w:t>
             </w:r>
           </w:p>
         </w:tc>
@@ -7003,23 +6820,7 @@
                 <w:sz w:val="19"/>
                 <w:szCs w:val="19"/>
               </w:rPr>
-              <w:t xml:space="preserve">; </w:t>
-            </w:r>
-            <w:proofErr w:type="gramStart"/>
-            <w:r>
-              <w:rPr>
-                <w:sz w:val="19"/>
-                <w:szCs w:val="19"/>
-              </w:rPr>
-              <w:t>otherwise</w:t>
-            </w:r>
-            <w:proofErr w:type="gramEnd"/>
-            <w:r>
-              <w:rPr>
-                <w:sz w:val="19"/>
-                <w:szCs w:val="19"/>
-              </w:rPr>
-              <w:t xml:space="preserve"> it forwards the request to </w:t>
+              <w:t xml:space="preserve">; otherwise it forwards the request to </w:t>
             </w:r>
             <w:proofErr w:type="spellStart"/>
             <w:r>
@@ -7212,7 +7013,6 @@
         <w:pStyle w:val="Heading2"/>
         <w:spacing w:before="200"/>
       </w:pPr>
-      <w:proofErr w:type="gramStart"/>
       <w:r>
         <w:rPr>
           <w:rFonts w:ascii="Arial" w:eastAsia="Arial" w:hAnsi="Arial" w:cs="Arial"/>
@@ -7222,19 +7022,7 @@
           <w:sz w:val="23"/>
           <w:szCs w:val="23"/>
         </w:rPr>
-        <w:t>4.6  Command</w:t>
-      </w:r>
-      <w:proofErr w:type="gramEnd"/>
-      <w:r>
-        <w:rPr>
-          <w:rFonts w:ascii="Arial" w:eastAsia="Arial" w:hAnsi="Arial" w:cs="Arial"/>
-          <w:b/>
-          <w:bCs/>
-          <w:color w:val="1F3864"/>
-          <w:sz w:val="23"/>
-          <w:szCs w:val="23"/>
-        </w:rPr>
-        <w:t xml:space="preserve"> (Behavioural)</w:t>
+        <w:t>4.6  Command (Behavioural)</w:t>
       </w:r>
     </w:p>
     <w:tbl>
@@ -7422,7 +7210,6 @@
               <w:t xml:space="preserve"> (</w:t>
             </w:r>
             <w:proofErr w:type="spellStart"/>
-            <w:proofErr w:type="gramStart"/>
             <w:r>
               <w:rPr>
                 <w:rFonts w:ascii="Consolas" w:eastAsia="Consolas" w:hAnsi="Consolas" w:cs="Consolas"/>
@@ -7440,17 +7227,7 @@
                 <w:sz w:val="18"/>
                 <w:szCs w:val="18"/>
               </w:rPr>
-              <w:t>(</w:t>
-            </w:r>
-            <w:proofErr w:type="gramEnd"/>
-            <w:r>
-              <w:rPr>
-                <w:rFonts w:ascii="Consolas" w:eastAsia="Consolas" w:hAnsi="Consolas" w:cs="Consolas"/>
-                <w:color w:val="1F4E79"/>
-                <w:sz w:val="18"/>
-                <w:szCs w:val="18"/>
-              </w:rPr>
-              <w:t>)</w:t>
+              <w:t>()</w:t>
             </w:r>
             <w:r>
               <w:rPr>
@@ -7909,7 +7686,6 @@
         <w:pStyle w:val="Heading2"/>
         <w:spacing w:before="200"/>
       </w:pPr>
-      <w:proofErr w:type="gramStart"/>
       <w:r>
         <w:rPr>
           <w:rFonts w:ascii="Arial" w:eastAsia="Arial" w:hAnsi="Arial" w:cs="Arial"/>
@@ -7919,19 +7695,7 @@
           <w:sz w:val="23"/>
           <w:szCs w:val="23"/>
         </w:rPr>
-        <w:t>4.7  Memento</w:t>
-      </w:r>
-      <w:proofErr w:type="gramEnd"/>
-      <w:r>
-        <w:rPr>
-          <w:rFonts w:ascii="Arial" w:eastAsia="Arial" w:hAnsi="Arial" w:cs="Arial"/>
-          <w:b/>
-          <w:bCs/>
-          <w:color w:val="1F3864"/>
-          <w:sz w:val="23"/>
-          <w:szCs w:val="23"/>
-        </w:rPr>
-        <w:t xml:space="preserve"> (Behavioural)</w:t>
+        <w:t>4.7  Memento (Behavioural)</w:t>
       </w:r>
     </w:p>
     <w:tbl>
@@ -8329,7 +8093,6 @@
               <w:t xml:space="preserve"> supplies the snapshot and the instance calls </w:t>
             </w:r>
             <w:proofErr w:type="spellStart"/>
-            <w:proofErr w:type="gramStart"/>
             <w:r>
               <w:rPr>
                 <w:rFonts w:ascii="Consolas" w:eastAsia="Consolas" w:hAnsi="Consolas" w:cs="Consolas"/>
@@ -8347,17 +8110,7 @@
                 <w:sz w:val="18"/>
                 <w:szCs w:val="18"/>
               </w:rPr>
-              <w:t>(</w:t>
-            </w:r>
-            <w:proofErr w:type="gramEnd"/>
-            <w:r>
-              <w:rPr>
-                <w:rFonts w:ascii="Consolas" w:eastAsia="Consolas" w:hAnsi="Consolas" w:cs="Consolas"/>
-                <w:color w:val="1F4E79"/>
-                <w:sz w:val="18"/>
-                <w:szCs w:val="18"/>
-              </w:rPr>
-              <w:t>)</w:t>
+              <w:t>()</w:t>
             </w:r>
             <w:r>
               <w:rPr>
@@ -8525,7 +8278,6 @@
         <w:pStyle w:val="Heading2"/>
         <w:spacing w:before="200"/>
       </w:pPr>
-      <w:proofErr w:type="gramStart"/>
       <w:r>
         <w:rPr>
           <w:rFonts w:ascii="Arial" w:eastAsia="Arial" w:hAnsi="Arial" w:cs="Arial"/>
@@ -8535,19 +8287,7 @@
           <w:sz w:val="23"/>
           <w:szCs w:val="23"/>
         </w:rPr>
-        <w:t>4.8  Observer</w:t>
-      </w:r>
-      <w:proofErr w:type="gramEnd"/>
-      <w:r>
-        <w:rPr>
-          <w:rFonts w:ascii="Arial" w:eastAsia="Arial" w:hAnsi="Arial" w:cs="Arial"/>
-          <w:b/>
-          <w:bCs/>
-          <w:color w:val="1F3864"/>
-          <w:sz w:val="23"/>
-          <w:szCs w:val="23"/>
-        </w:rPr>
-        <w:t xml:space="preserve"> (Behavioural)</w:t>
+        <w:t>4.8  Observer (Behavioural)</w:t>
       </w:r>
     </w:p>
     <w:tbl>
@@ -8938,23 +8678,7 @@
                 <w:sz w:val="19"/>
                 <w:szCs w:val="19"/>
               </w:rPr>
-              <w:t xml:space="preserve"> records the action. The same mechanism produces the </w:t>
-            </w:r>
-            <w:proofErr w:type="gramStart"/>
-            <w:r>
-              <w:rPr>
-                <w:sz w:val="19"/>
-                <w:szCs w:val="19"/>
-              </w:rPr>
-              <w:t>final outcome</w:t>
-            </w:r>
-            <w:proofErr w:type="gramEnd"/>
-            <w:r>
-              <w:rPr>
-                <w:sz w:val="19"/>
-                <w:szCs w:val="19"/>
-              </w:rPr>
-              <w:t xml:space="preserve"> notification when the workflow completes.</w:t>
+              <w:t xml:space="preserve"> records the action. The same mechanism produces the final outcome notification when the workflow completes.</w:t>
             </w:r>
           </w:p>
         </w:tc>
@@ -9115,7 +8839,6 @@
         <w:pStyle w:val="Heading2"/>
         <w:spacing w:before="200"/>
       </w:pPr>
-      <w:proofErr w:type="gramStart"/>
       <w:r>
         <w:rPr>
           <w:rFonts w:ascii="Arial" w:eastAsia="Arial" w:hAnsi="Arial" w:cs="Arial"/>
@@ -9125,19 +8848,7 @@
           <w:sz w:val="23"/>
           <w:szCs w:val="23"/>
         </w:rPr>
-        <w:t>4.9  Decorator</w:t>
-      </w:r>
-      <w:proofErr w:type="gramEnd"/>
-      <w:r>
-        <w:rPr>
-          <w:rFonts w:ascii="Arial" w:eastAsia="Arial" w:hAnsi="Arial" w:cs="Arial"/>
-          <w:b/>
-          <w:bCs/>
-          <w:color w:val="1F3864"/>
-          <w:sz w:val="23"/>
-          <w:szCs w:val="23"/>
-        </w:rPr>
-        <w:t xml:space="preserve"> (Structural)</w:t>
+        <w:t>4.9  Decorator (Structural)</w:t>
       </w:r>
     </w:p>
     <w:tbl>
@@ -9730,7 +9441,6 @@
         <w:pStyle w:val="Heading2"/>
         <w:spacing w:before="200"/>
       </w:pPr>
-      <w:proofErr w:type="gramStart"/>
       <w:r>
         <w:rPr>
           <w:rFonts w:ascii="Arial" w:eastAsia="Arial" w:hAnsi="Arial" w:cs="Arial"/>
@@ -9740,19 +9450,7 @@
           <w:sz w:val="23"/>
           <w:szCs w:val="23"/>
         </w:rPr>
-        <w:t>4.10  Adapter</w:t>
-      </w:r>
-      <w:proofErr w:type="gramEnd"/>
-      <w:r>
-        <w:rPr>
-          <w:rFonts w:ascii="Arial" w:eastAsia="Arial" w:hAnsi="Arial" w:cs="Arial"/>
-          <w:b/>
-          <w:bCs/>
-          <w:color w:val="1F3864"/>
-          <w:sz w:val="23"/>
-          <w:szCs w:val="23"/>
-        </w:rPr>
-        <w:t xml:space="preserve"> (Structural)</w:t>
+        <w:t>4.10  Adapter (Structural)</w:t>
       </w:r>
     </w:p>
     <w:tbl>
@@ -10356,7 +10054,6 @@
         <w:pStyle w:val="Heading2"/>
         <w:spacing w:before="200"/>
       </w:pPr>
-      <w:proofErr w:type="gramStart"/>
       <w:r>
         <w:rPr>
           <w:rFonts w:ascii="Arial" w:eastAsia="Arial" w:hAnsi="Arial" w:cs="Arial"/>
@@ -10366,19 +10063,7 @@
           <w:sz w:val="23"/>
           <w:szCs w:val="23"/>
         </w:rPr>
-        <w:t>4.11  Mediator</w:t>
-      </w:r>
-      <w:proofErr w:type="gramEnd"/>
-      <w:r>
-        <w:rPr>
-          <w:rFonts w:ascii="Arial" w:eastAsia="Arial" w:hAnsi="Arial" w:cs="Arial"/>
-          <w:b/>
-          <w:bCs/>
-          <w:color w:val="1F3864"/>
-          <w:sz w:val="23"/>
-          <w:szCs w:val="23"/>
-        </w:rPr>
-        <w:t xml:space="preserve"> (Behavioural)</w:t>
+        <w:t>4.11  Mediator (Behavioural)</w:t>
       </w:r>
     </w:p>
     <w:tbl>
@@ -10727,23 +10412,7 @@
                 <w:sz w:val="19"/>
                 <w:szCs w:val="19"/>
               </w:rPr>
-              <w:t xml:space="preserve"> decides who must </w:t>
-            </w:r>
-            <w:proofErr w:type="gramStart"/>
-            <w:r>
-              <w:rPr>
-                <w:sz w:val="19"/>
-                <w:szCs w:val="19"/>
-              </w:rPr>
-              <w:t>react:</w:t>
-            </w:r>
-            <w:proofErr w:type="gramEnd"/>
-            <w:r>
-              <w:rPr>
-                <w:sz w:val="19"/>
-                <w:szCs w:val="19"/>
-              </w:rPr>
-              <w:t xml:space="preserve"> when an academic-clearance event arrives, it makes the enrolment and bursary activities available. Cross-component communication is centralised in the mediator.</w:t>
+              <w:t xml:space="preserve"> decides who must react: when an academic-clearance event arrives, it makes the enrolment and bursary activities available. Cross-component communication is centralised in the mediator.</w:t>
             </w:r>
           </w:p>
         </w:tc>
@@ -10902,7 +10571,6 @@
         <w:pStyle w:val="Heading2"/>
         <w:spacing w:before="200"/>
       </w:pPr>
-      <w:proofErr w:type="gramStart"/>
       <w:r>
         <w:rPr>
           <w:rFonts w:ascii="Arial" w:eastAsia="Arial" w:hAnsi="Arial" w:cs="Arial"/>
@@ -10912,19 +10580,7 @@
           <w:sz w:val="23"/>
           <w:szCs w:val="23"/>
         </w:rPr>
-        <w:t>4.12  Facade</w:t>
-      </w:r>
-      <w:proofErr w:type="gramEnd"/>
-      <w:r>
-        <w:rPr>
-          <w:rFonts w:ascii="Arial" w:eastAsia="Arial" w:hAnsi="Arial" w:cs="Arial"/>
-          <w:b/>
-          <w:bCs/>
-          <w:color w:val="1F3864"/>
-          <w:sz w:val="23"/>
-          <w:szCs w:val="23"/>
-        </w:rPr>
-        <w:t xml:space="preserve"> (Structural)</w:t>
+        <w:t>4.12  Facade (Structural)</w:t>
       </w:r>
     </w:p>
     <w:tbl>
@@ -11219,7 +10875,6 @@
               <w:t xml:space="preserve">The portal calls one operation, for example </w:t>
             </w:r>
             <w:proofErr w:type="spellStart"/>
-            <w:proofErr w:type="gramStart"/>
             <w:r>
               <w:rPr>
                 <w:rFonts w:ascii="Consolas" w:eastAsia="Consolas" w:hAnsi="Consolas" w:cs="Consolas"/>
@@ -11237,17 +10892,7 @@
                 <w:sz w:val="18"/>
                 <w:szCs w:val="18"/>
               </w:rPr>
-              <w:t>(</w:t>
-            </w:r>
-            <w:proofErr w:type="gramEnd"/>
-            <w:r>
-              <w:rPr>
-                <w:rFonts w:ascii="Consolas" w:eastAsia="Consolas" w:hAnsi="Consolas" w:cs="Consolas"/>
-                <w:color w:val="1F4E79"/>
-                <w:sz w:val="18"/>
-                <w:szCs w:val="18"/>
-              </w:rPr>
-              <w:t>definition, payload)</w:t>
+              <w:t>(definition, payload)</w:t>
             </w:r>
             <w:r>
               <w:rPr>
@@ -11440,23 +11085,7 @@
                 <w:sz w:val="19"/>
                 <w:szCs w:val="19"/>
               </w:rPr>
-              <w:t xml:space="preserve">The brief describes a system of many independent responsibilities; Facade gives them a </w:t>
-            </w:r>
-            <w:proofErr w:type="gramStart"/>
-            <w:r>
-              <w:rPr>
-                <w:sz w:val="19"/>
-                <w:szCs w:val="19"/>
-              </w:rPr>
-              <w:t>single entry</w:t>
-            </w:r>
-            <w:proofErr w:type="gramEnd"/>
-            <w:r>
-              <w:rPr>
-                <w:sz w:val="19"/>
-                <w:szCs w:val="19"/>
-              </w:rPr>
-              <w:t xml:space="preserve"> point and keeps clients decoupled from internal structure.</w:t>
+              <w:t>The brief describes a system of many independent responsibilities; Facade gives them a single entry point and keeps clients decoupled from internal structure.</w:t>
             </w:r>
           </w:p>
         </w:tc>
@@ -11467,7 +11096,6 @@
         <w:pStyle w:val="Heading2"/>
         <w:spacing w:before="200"/>
       </w:pPr>
-      <w:proofErr w:type="gramStart"/>
       <w:r>
         <w:rPr>
           <w:rFonts w:ascii="Arial" w:eastAsia="Arial" w:hAnsi="Arial" w:cs="Arial"/>
@@ -11477,19 +11105,7 @@
           <w:sz w:val="23"/>
           <w:szCs w:val="23"/>
         </w:rPr>
-        <w:t>4.13  How</w:t>
-      </w:r>
-      <w:proofErr w:type="gramEnd"/>
-      <w:r>
-        <w:rPr>
-          <w:rFonts w:ascii="Arial" w:eastAsia="Arial" w:hAnsi="Arial" w:cs="Arial"/>
-          <w:b/>
-          <w:bCs/>
-          <w:color w:val="1F3864"/>
-          <w:sz w:val="23"/>
-          <w:szCs w:val="23"/>
-        </w:rPr>
-        <w:t xml:space="preserve"> the patterns form one system</w:t>
+        <w:t>4.13  How the patterns form one system</w:t>
       </w:r>
     </w:p>
     <w:p>
@@ -12169,15 +11785,10 @@
         <w:spacing w:after="80" w:line="255" w:lineRule="auto"/>
       </w:pPr>
       <w:r>
-        <w:t xml:space="preserve">Agreement </w:t>
-      </w:r>
-      <w:proofErr w:type="spellStart"/>
-      <w:r>
-        <w:t>Mokgwatsane</w:t>
-      </w:r>
-      <w:proofErr w:type="spellEnd"/>
-      <w:r>
-        <w:t xml:space="preserve"> (u25042239): Modelled Sequence Diagram 2 (Academic Review Approval and Observer Event Notification).</w:t>
+        <w:t>Tebogo</w:t>
+      </w:r>
+      <w:r>
+        <w:t xml:space="preserve"> Mokgwatsane (u25042239): Modelled Sequence Diagram 2 (Academic Review Approval and Observer Event Notification).</w:t>
       </w:r>
     </w:p>
     <w:p>
@@ -13562,6 +13173,7 @@
   <w:style w:type="character" w:default="1" w:styleId="DefaultParagraphFont">
     <w:name w:val="Default Paragraph Font"/>
     <w:uiPriority w:val="1"/>
+    <w:semiHidden/>
     <w:unhideWhenUsed/>
   </w:style>
   <w:style w:type="table" w:default="1" w:styleId="TableNormal">
